--- a/Final Year Project Report.docx
+++ b/Final Year Project Report.docx
@@ -159,7 +159,21 @@
         <w:rPr>
           <w:lang w:val="en-GB"/>
         </w:rPr>
-        <w:t>I developed the system using Python and Flask web framework, along with HTML CSS and Javascript for the frontend interface. A database system such as SQLite was used for storing the campaign and interaction data</w:t>
+        <w:t xml:space="preserve">I developed the system using Python and Flask web framework, along with HTML CSS and </w:t>
+      </w:r>
+      <w:proofErr w:type="spellStart"/>
+      <w:r>
+        <w:rPr>
+          <w:lang w:val="en-GB"/>
+        </w:rPr>
+        <w:t>Javascript</w:t>
+      </w:r>
+      <w:proofErr w:type="spellEnd"/>
+      <w:r>
+        <w:rPr>
+          <w:lang w:val="en-GB"/>
+        </w:rPr>
+        <w:t xml:space="preserve"> for the frontend interface. A database system such as SQLite was used for storing the campaign and interaction data</w:t>
       </w:r>
       <w:r>
         <w:rPr>
@@ -220,7 +234,21 @@
         <w:rPr>
           <w:lang w:val="en-GB"/>
         </w:rPr>
-        <w:t xml:space="preserve"> testing and automated testing through pytest to ensure </w:t>
+        <w:t xml:space="preserve"> testing and automated testing through </w:t>
+      </w:r>
+      <w:proofErr w:type="spellStart"/>
+      <w:r>
+        <w:rPr>
+          <w:lang w:val="en-GB"/>
+        </w:rPr>
+        <w:t>pytest</w:t>
+      </w:r>
+      <w:proofErr w:type="spellEnd"/>
+      <w:r>
+        <w:rPr>
+          <w:lang w:val="en-GB"/>
+        </w:rPr>
+        <w:t xml:space="preserve"> to ensure </w:t>
       </w:r>
       <w:r>
         <w:rPr>
@@ -996,57 +1024,110 @@
           <w:lang w:val="en-GB"/>
         </w:rPr>
         <w:lastRenderedPageBreak/>
-        <w:t>Another issue is that……</w:t>
-      </w:r>
-    </w:p>
-    <w:p>
-      <w:pPr>
-        <w:rPr>
-          <w:lang w:val="en-GB"/>
-        </w:rPr>
-      </w:pPr>
-      <w:r>
-        <w:rPr>
-          <w:lang w:val="en-GB"/>
-        </w:rPr>
-        <w:t xml:space="preserve">Although many organisations implement technical </w:t>
-      </w:r>
-      <w:r>
-        <w:rPr>
-          <w:lang w:val="en-GB"/>
-        </w:rPr>
-        <w:t xml:space="preserve">defences </w:t>
-      </w:r>
-      <w:r>
-        <w:rPr>
-          <w:lang w:val="en-GB"/>
-        </w:rPr>
-        <w:t>such</w:t>
-      </w:r>
-      <w:r>
-        <w:rPr>
-          <w:lang w:val="en-GB"/>
-        </w:rPr>
-        <w:t xml:space="preserve"> as spam filters, multi factor authentication and email verification protocols, these defences alone are not sufficient enough to prevent phishing attacks</w:t>
-      </w:r>
-      <w:r>
-        <w:rPr>
-          <w:lang w:val="en-GB"/>
-        </w:rPr>
-        <w:t>. Users often lack the necessary training  to identify suspicious messages and may unknowingly interact with malicious content.</w:t>
-      </w:r>
-    </w:p>
-    <w:p>
-      <w:pPr>
-        <w:rPr>
-          <w:lang w:val="en-GB"/>
-        </w:rPr>
-      </w:pPr>
-      <w:r>
-        <w:rPr>
-          <w:lang w:val="en-GB"/>
-        </w:rPr>
-        <w:t>Security awareness training has therefore become critical component of cybersecurity strategies. However many traditional training approaches rely on passive learning methods such as presentations or reading materials, which may not effectively prepare suers to identify real phishing attempts.</w:t>
+        <w:t>Another issue is that</w:t>
+      </w:r>
+      <w:r>
+        <w:rPr>
+          <w:lang w:val="en-GB"/>
+        </w:rPr>
+        <w:t xml:space="preserve"> many training systems do not provide measurable results. Organisations </w:t>
+      </w:r>
+      <w:r>
+        <w:rPr>
+          <w:lang w:val="en-GB"/>
+        </w:rPr>
+        <w:t xml:space="preserve">may provide training sessions, but they often have no clear way to measure whether users have actually improved their ability to recognise phishing emails. Without real data, it is difficult to evaluate </w:t>
+      </w:r>
+      <w:r>
+        <w:rPr>
+          <w:lang w:val="en-GB"/>
+        </w:rPr>
+        <w:t>the effectiveness of the training or identify which users need additional support.</w:t>
+      </w:r>
+    </w:p>
+    <w:p>
+      <w:pPr>
+        <w:rPr>
+          <w:lang w:val="en-GB"/>
+        </w:rPr>
+      </w:pPr>
+      <w:proofErr w:type="spellStart"/>
+      <w:r>
+        <w:rPr>
+          <w:lang w:val="en-GB"/>
+        </w:rPr>
+        <w:t>Phsihing</w:t>
+      </w:r>
+      <w:proofErr w:type="spellEnd"/>
+      <w:r>
+        <w:rPr>
+          <w:lang w:val="en-GB"/>
+        </w:rPr>
+        <w:t xml:space="preserve"> simulations platforms can be used to address this problem</w:t>
+      </w:r>
+      <w:r>
+        <w:rPr>
+          <w:lang w:val="en-GB"/>
+        </w:rPr>
+        <w:t xml:space="preserve">. Systems can be used to allow </w:t>
+      </w:r>
+      <w:proofErr w:type="spellStart"/>
+      <w:r>
+        <w:rPr>
+          <w:lang w:val="en-GB"/>
+        </w:rPr>
+        <w:t>adminsitrators</w:t>
+      </w:r>
+      <w:proofErr w:type="spellEnd"/>
+      <w:r>
+        <w:rPr>
+          <w:lang w:val="en-GB"/>
+        </w:rPr>
+        <w:t xml:space="preserve"> to send simulated phishing emails to users in a safe and controlled </w:t>
+      </w:r>
+      <w:r>
+        <w:rPr>
+          <w:lang w:val="en-GB"/>
+        </w:rPr>
+        <w:t xml:space="preserve">environment. However </w:t>
+      </w:r>
+      <w:r>
+        <w:rPr>
+          <w:lang w:val="en-GB"/>
+        </w:rPr>
+        <w:t xml:space="preserve">many existing </w:t>
+      </w:r>
+      <w:proofErr w:type="spellStart"/>
+      <w:r>
+        <w:rPr>
+          <w:lang w:val="en-GB"/>
+        </w:rPr>
+        <w:t>phihisnng</w:t>
+      </w:r>
+      <w:proofErr w:type="spellEnd"/>
+      <w:r>
+        <w:rPr>
+          <w:lang w:val="en-GB"/>
+        </w:rPr>
+        <w:t xml:space="preserve"> simulation platforms are either too expensive </w:t>
+      </w:r>
+      <w:r>
+        <w:rPr>
+          <w:lang w:val="en-GB"/>
+        </w:rPr>
+        <w:t xml:space="preserve">or to complex for small organisations, students or educational environments. Some open source tools require </w:t>
+      </w:r>
+      <w:r>
+        <w:rPr>
+          <w:lang w:val="en-GB"/>
+        </w:rPr>
+        <w:t xml:space="preserve">advanced technical knowledge to instal and configure, while commercial </w:t>
+      </w:r>
+      <w:r>
+        <w:rPr>
+          <w:lang w:val="en-GB"/>
+        </w:rPr>
+        <w:t>platforms often require costly subscriptions. This creates a gap for a simpler and more accessible phishing simulation system that can still provide useful training features.</w:t>
       </w:r>
     </w:p>
     <w:p>
@@ -1068,6 +1149,14 @@
           <w:bCs/>
           <w:lang w:val="en-GB"/>
         </w:rPr>
+        <w:t xml:space="preserve"> </w:t>
+      </w:r>
+      <w:r>
+        <w:rPr>
+          <w:b/>
+          <w:bCs/>
+          <w:lang w:val="en-GB"/>
+        </w:rPr>
         <w:t>Project Aim</w:t>
       </w:r>
     </w:p>
@@ -1081,7 +1170,148 @@
         <w:rPr>
           <w:lang w:val="en-GB"/>
         </w:rPr>
-        <w:t>The aim of this project is to design and develop a phishing simulation platform that allows organisations or educational institutions to conduct simulated phishing campaigns in order to evaluate and improve user awareness.</w:t>
+        <w:t xml:space="preserve">The aim of this project is to design and develop a </w:t>
+      </w:r>
+      <w:r>
+        <w:rPr>
+          <w:lang w:val="en-GB"/>
+        </w:rPr>
+        <w:t xml:space="preserve">web-based </w:t>
+      </w:r>
+      <w:r>
+        <w:rPr>
+          <w:lang w:val="en-GB"/>
+        </w:rPr>
+        <w:t xml:space="preserve">phishing </w:t>
+      </w:r>
+      <w:r>
+        <w:rPr>
+          <w:lang w:val="en-GB"/>
+        </w:rPr>
+        <w:t xml:space="preserve">awareness </w:t>
+      </w:r>
+      <w:r>
+        <w:rPr>
+          <w:lang w:val="en-GB"/>
+        </w:rPr>
+        <w:t>simulat</w:t>
+      </w:r>
+      <w:r>
+        <w:rPr>
+          <w:lang w:val="en-GB"/>
+        </w:rPr>
+        <w:t>or</w:t>
+      </w:r>
+      <w:r>
+        <w:rPr>
+          <w:lang w:val="en-GB"/>
+        </w:rPr>
+        <w:t xml:space="preserve"> that allows </w:t>
+      </w:r>
+      <w:r>
+        <w:rPr>
+          <w:lang w:val="en-GB"/>
+        </w:rPr>
+        <w:t>administrators</w:t>
+      </w:r>
+      <w:r>
+        <w:rPr>
+          <w:lang w:val="en-GB"/>
+        </w:rPr>
+        <w:t xml:space="preserve"> to create simulated </w:t>
+      </w:r>
+      <w:r>
+        <w:rPr>
+          <w:lang w:val="en-GB"/>
+        </w:rPr>
+        <w:t>phishing</w:t>
+      </w:r>
+      <w:r>
+        <w:rPr>
+          <w:lang w:val="en-GB"/>
+        </w:rPr>
+        <w:t xml:space="preserve"> campaigns and evaluate how users respond to them</w:t>
+      </w:r>
+      <w:r>
+        <w:rPr>
+          <w:lang w:val="en-GB"/>
+        </w:rPr>
+        <w:t xml:space="preserve">. The system is intended to provide a simple and practical way to demonstrate how phishing attacks </w:t>
+      </w:r>
+      <w:r>
+        <w:rPr>
+          <w:lang w:val="en-GB"/>
+        </w:rPr>
+        <w:t>work and how users can learn to recognise them.</w:t>
+      </w:r>
+      <w:r>
+        <w:rPr>
+          <w:lang w:val="en-GB"/>
+        </w:rPr>
+        <w:t xml:space="preserve"> </w:t>
+      </w:r>
+    </w:p>
+    <w:p>
+      <w:pPr>
+        <w:rPr>
+          <w:lang w:val="en-GB"/>
+        </w:rPr>
+      </w:pPr>
+      <w:r>
+        <w:rPr>
+          <w:lang w:val="en-GB"/>
+        </w:rPr>
+        <w:t xml:space="preserve">I wanted to focus on creating a lightweight web application that can be used in educational environments or small organisations. The system will allow </w:t>
+      </w:r>
+      <w:proofErr w:type="spellStart"/>
+      <w:r>
+        <w:rPr>
+          <w:lang w:val="en-GB"/>
+        </w:rPr>
+        <w:t>adminstrators</w:t>
+      </w:r>
+      <w:proofErr w:type="spellEnd"/>
+      <w:r>
+        <w:rPr>
+          <w:lang w:val="en-GB"/>
+        </w:rPr>
+        <w:t xml:space="preserve"> to create phishing email templates</w:t>
+      </w:r>
+      <w:r>
+        <w:rPr>
+          <w:lang w:val="en-GB"/>
+        </w:rPr>
+        <w:t>, simulate campaigns and track user interactions.</w:t>
+      </w:r>
+      <w:r>
+        <w:rPr>
+          <w:lang w:val="en-GB"/>
+        </w:rPr>
+        <w:t xml:space="preserve"> By</w:t>
+      </w:r>
+      <w:r>
+        <w:rPr>
+          <w:lang w:val="en-GB"/>
+        </w:rPr>
+        <w:t xml:space="preserve"> </w:t>
+      </w:r>
+      <w:r>
+        <w:rPr>
+          <w:lang w:val="en-GB"/>
+        </w:rPr>
+        <w:t xml:space="preserve">collecting </w:t>
+      </w:r>
+      <w:r>
+        <w:rPr>
+          <w:lang w:val="en-GB"/>
+        </w:rPr>
+        <w:t xml:space="preserve">this data, the system can help demonstrate the importance of cybersecurity awareness and show how </w:t>
+      </w:r>
+      <w:r>
+        <w:rPr>
+          <w:lang w:val="en-GB"/>
+        </w:rPr>
+        <w:t>simulation-based training can improve user behaviour.</w:t>
       </w:r>
     </w:p>
     <w:p>
@@ -1116,6 +1346,152 @@
         <w:rPr>
           <w:lang w:val="en-GB"/>
         </w:rPr>
+        <w:t>T</w:t>
+      </w:r>
+      <w:r>
+        <w:rPr>
+          <w:lang w:val="en-GB"/>
+        </w:rPr>
+        <w:t xml:space="preserve">o achieve the main aim of my project, several objectives were defined at the beginning of the </w:t>
+      </w:r>
+      <w:r>
+        <w:rPr>
+          <w:lang w:val="en-GB"/>
+        </w:rPr>
+        <w:t>development process. These objectives helped guide the design and implementation of the system</w:t>
+      </w:r>
+      <w:r>
+        <w:rPr>
+          <w:lang w:val="en-GB"/>
+        </w:rPr>
+        <w:t xml:space="preserve"> and ensure the final product met the intended goals.</w:t>
+      </w:r>
+    </w:p>
+    <w:p>
+      <w:pPr>
+        <w:rPr>
+          <w:lang w:val="en-GB"/>
+        </w:rPr>
+      </w:pPr>
+      <w:r>
+        <w:rPr>
+          <w:lang w:val="en-GB"/>
+        </w:rPr>
+        <w:t xml:space="preserve">The first objective was </w:t>
+      </w:r>
+      <w:r>
+        <w:rPr>
+          <w:lang w:val="en-GB"/>
+        </w:rPr>
+        <w:t xml:space="preserve">to design a web-based phishing simulation platform that is simple and easy to use. The system needed to provide a clear and user friendly interface so that administrators could </w:t>
+      </w:r>
+      <w:r>
+        <w:rPr>
+          <w:lang w:val="en-GB"/>
+        </w:rPr>
+        <w:t>create and manage campaigns without requiring advanced technical knowledge.</w:t>
+      </w:r>
+    </w:p>
+    <w:p>
+      <w:pPr>
+        <w:rPr>
+          <w:lang w:val="en-GB"/>
+        </w:rPr>
+      </w:pPr>
+      <w:r>
+        <w:rPr>
+          <w:lang w:val="en-GB"/>
+        </w:rPr>
+        <w:t xml:space="preserve">The second objective was to allow </w:t>
+      </w:r>
+      <w:r>
+        <w:rPr>
+          <w:lang w:val="en-GB"/>
+        </w:rPr>
+        <w:t>administrators</w:t>
+      </w:r>
+      <w:r>
+        <w:rPr>
+          <w:lang w:val="en-GB"/>
+        </w:rPr>
+        <w:t xml:space="preserve"> to create phishing email templates. The templates need to be flexible enough to simulate different types of phishing attacks, </w:t>
+      </w:r>
+      <w:r>
+        <w:rPr>
+          <w:lang w:val="en-GB"/>
+        </w:rPr>
+        <w:t>such</w:t>
+      </w:r>
+      <w:r>
+        <w:rPr>
+          <w:lang w:val="en-GB"/>
+        </w:rPr>
+        <w:t xml:space="preserve"> as account </w:t>
+      </w:r>
+      <w:r>
+        <w:rPr>
+          <w:lang w:val="en-GB"/>
+        </w:rPr>
+        <w:t>verification</w:t>
+      </w:r>
+      <w:r>
+        <w:rPr>
+          <w:lang w:val="en-GB"/>
+        </w:rPr>
+        <w:t xml:space="preserve"> </w:t>
+      </w:r>
+      <w:r>
+        <w:rPr>
+          <w:lang w:val="en-GB"/>
+        </w:rPr>
+        <w:t>emails or fake login pages. This would allow the system to demonstrate how phishing emails can appear realistic and convincing.</w:t>
+      </w:r>
+    </w:p>
+    <w:p>
+      <w:pPr>
+        <w:rPr>
+          <w:lang w:val="en-GB"/>
+        </w:rPr>
+      </w:pPr>
+    </w:p>
+    <w:p>
+      <w:pPr>
+        <w:rPr>
+          <w:lang w:val="en-GB"/>
+        </w:rPr>
+      </w:pPr>
+      <w:r>
+        <w:rPr>
+          <w:lang w:val="en-GB"/>
+        </w:rPr>
+        <w:lastRenderedPageBreak/>
+        <w:t xml:space="preserve">Another important objective was to track user interactions with simulated </w:t>
+      </w:r>
+      <w:proofErr w:type="spellStart"/>
+      <w:r>
+        <w:rPr>
+          <w:lang w:val="en-GB"/>
+        </w:rPr>
+        <w:t>ohishing</w:t>
+      </w:r>
+      <w:proofErr w:type="spellEnd"/>
+      <w:r>
+        <w:rPr>
+          <w:lang w:val="en-GB"/>
+        </w:rPr>
+        <w:t xml:space="preserve"> emails. The system needed to record </w:t>
+      </w:r>
+    </w:p>
+    <w:p>
+      <w:pPr>
+        <w:rPr>
+          <w:lang w:val="en-GB"/>
+        </w:rPr>
+      </w:pPr>
+      <w:r>
+        <w:rPr>
+          <w:lang w:val="en-GB"/>
+        </w:rPr>
         <w:t>The objectives of this project include:</w:t>
       </w:r>
     </w:p>
@@ -1501,7 +1877,6 @@
         <w:rPr>
           <w:lang w:val="en-GB"/>
         </w:rPr>
-        <w:lastRenderedPageBreak/>
         <w:t xml:space="preserve">Phishing attacks can lead to significant financial losses, identity theft and unauthorised access to corporate systems. Many large scale </w:t>
       </w:r>
       <w:r>
@@ -1602,6 +1977,7 @@
           <w:bCs/>
         </w:rPr>
       </w:pPr>
+      <w:proofErr w:type="spellStart"/>
       <w:r>
         <w:rPr>
           <w:b/>
@@ -1609,6 +1985,7 @@
         </w:rPr>
         <w:t>Gophish</w:t>
       </w:r>
+      <w:proofErr w:type="spellEnd"/>
     </w:p>
     <w:p>
       <w:r>
@@ -1628,6 +2005,7 @@
         </w:numPr>
       </w:pPr>
       <w:r>
+        <w:lastRenderedPageBreak/>
         <w:t>Highly configurable</w:t>
       </w:r>
     </w:p>
@@ -1776,7 +2154,6 @@
     </w:p>
     <w:p>
       <w:r>
-        <w:lastRenderedPageBreak/>
         <w:t xml:space="preserve">While existing  solutions provide valuable features, there remains a need for lightweight, customisable phishing training systems that are accessible to smaller </w:t>
       </w:r>
       <w:r>
@@ -1898,8 +2275,21 @@
           <w:numId w:val="12"/>
         </w:numPr>
       </w:pPr>
-      <w:r>
-        <w:t xml:space="preserve">Adminisation authenitcaon </w:t>
+      <w:proofErr w:type="spellStart"/>
+      <w:r>
+        <w:t>Adminisation</w:t>
+      </w:r>
+      <w:proofErr w:type="spellEnd"/>
+      <w:r>
+        <w:t xml:space="preserve"> </w:t>
+      </w:r>
+      <w:proofErr w:type="spellStart"/>
+      <w:r>
+        <w:t>authenitcaon</w:t>
+      </w:r>
+      <w:proofErr w:type="spellEnd"/>
+      <w:r>
+        <w:t xml:space="preserve"> </w:t>
       </w:r>
     </w:p>
     <w:p>
@@ -1947,6 +2337,7 @@
         </w:numPr>
       </w:pPr>
       <w:r>
+        <w:lastRenderedPageBreak/>
         <w:t xml:space="preserve">Reporting and analytics </w:t>
       </w:r>
     </w:p>
@@ -1966,8 +2357,13 @@
       </w:r>
     </w:p>
     <w:p>
-      <w:r>
-        <w:t xml:space="preserve">Non functional requirements include: </w:t>
+      <w:proofErr w:type="spellStart"/>
+      <w:r>
+        <w:t>Non functional</w:t>
+      </w:r>
+      <w:proofErr w:type="spellEnd"/>
+      <w:r>
+        <w:t xml:space="preserve"> requirements include: </w:t>
       </w:r>
     </w:p>
     <w:p>
@@ -2134,7 +2530,6 @@
           <w:b/>
           <w:bCs/>
         </w:rPr>
-        <w:lastRenderedPageBreak/>
         <w:t>4.2</w:t>
       </w:r>
       <w:r>
@@ -2219,9 +2614,11 @@
           <w:numId w:val="17"/>
         </w:numPr>
       </w:pPr>
+      <w:proofErr w:type="spellStart"/>
       <w:r>
         <w:t>Javascript</w:t>
       </w:r>
+      <w:proofErr w:type="spellEnd"/>
     </w:p>
     <w:p>
       <w:r>
@@ -2265,12 +2662,15 @@
           <w:numId w:val="19"/>
         </w:numPr>
       </w:pPr>
+      <w:proofErr w:type="spellStart"/>
       <w:r>
         <w:t>Pytest</w:t>
       </w:r>
-    </w:p>
-    <w:p>
-      <w:r>
+      <w:proofErr w:type="spellEnd"/>
+    </w:p>
+    <w:p>
+      <w:r>
+        <w:lastRenderedPageBreak/>
         <w:t>Version Control:</w:t>
       </w:r>
     </w:p>
@@ -2282,9 +2682,11 @@
           <w:numId w:val="19"/>
         </w:numPr>
       </w:pPr>
+      <w:proofErr w:type="spellStart"/>
       <w:r>
         <w:t>Githib</w:t>
       </w:r>
+      <w:proofErr w:type="spellEnd"/>
     </w:p>
     <w:p>
       <w:pPr>
@@ -2424,129 +2826,158 @@
           <w:b/>
           <w:bCs/>
         </w:rPr>
+        <w:t>5.</w:t>
+      </w:r>
+      <w:r>
+        <w:rPr>
+          <w:b/>
+          <w:bCs/>
+        </w:rPr>
+        <w:t>2 Frontend Development</w:t>
+      </w:r>
+    </w:p>
+    <w:p>
+      <w:r>
+        <w:t xml:space="preserve">The frontend interface was developed using HTML,CSS and </w:t>
+      </w:r>
+      <w:proofErr w:type="spellStart"/>
+      <w:r>
+        <w:t>Javascript</w:t>
+      </w:r>
+      <w:proofErr w:type="spellEnd"/>
+      <w:r>
+        <w:t>. CSS styling was applied to ensure responsive design and visual consistency across devices.</w:t>
+      </w:r>
+    </w:p>
+    <w:p>
+      <w:pPr>
+        <w:rPr>
+          <w:b/>
+          <w:bCs/>
+        </w:rPr>
+      </w:pPr>
+      <w:r>
+        <w:rPr>
+          <w:b/>
+          <w:bCs/>
+        </w:rPr>
+        <w:t>5.3 Authentication Systems</w:t>
+      </w:r>
+    </w:p>
+    <w:p>
+      <w:r>
+        <w:t xml:space="preserve">The system includes a login system for </w:t>
+      </w:r>
+      <w:r>
+        <w:t>administrators to securely access campaign management features</w:t>
+      </w:r>
+    </w:p>
+    <w:p>
+      <w:pPr>
+        <w:rPr>
+          <w:b/>
+          <w:bCs/>
+        </w:rPr>
+      </w:pPr>
+      <w:r>
+        <w:rPr>
+          <w:b/>
+          <w:bCs/>
+        </w:rPr>
+        <w:t>5.4 Campaign Creation</w:t>
+      </w:r>
+    </w:p>
+    <w:p>
+      <w:proofErr w:type="spellStart"/>
+      <w:r>
+        <w:t>Administratos</w:t>
+      </w:r>
+      <w:proofErr w:type="spellEnd"/>
+      <w:r>
+        <w:t xml:space="preserve"> can create phishing campaigns through the dashboard interface</w:t>
+      </w:r>
+    </w:p>
+    <w:p>
+      <w:pPr>
+        <w:rPr>
+          <w:b/>
+          <w:bCs/>
+        </w:rPr>
+      </w:pPr>
+      <w:r>
+        <w:rPr>
+          <w:b/>
+          <w:bCs/>
+        </w:rPr>
+        <w:t>6.</w:t>
+      </w:r>
+      <w:r>
+        <w:rPr>
+          <w:b/>
+          <w:bCs/>
+        </w:rPr>
+        <w:t xml:space="preserve"> Testing </w:t>
+      </w:r>
+    </w:p>
+    <w:p>
+      <w:pPr>
+        <w:rPr>
+          <w:b/>
+          <w:bCs/>
+        </w:rPr>
+      </w:pPr>
+      <w:r>
+        <w:rPr>
+          <w:b/>
+          <w:bCs/>
+        </w:rPr>
+        <w:t xml:space="preserve">6.1 Testing Strategy </w:t>
+      </w:r>
+    </w:p>
+    <w:p>
+      <w:r>
+        <w:t>Testing was conducted using a combination of manual testing and automated unit testing.</w:t>
+      </w:r>
+    </w:p>
+    <w:p>
+      <w:pPr>
+        <w:rPr>
+          <w:b/>
+          <w:bCs/>
+        </w:rPr>
+      </w:pPr>
+      <w:r>
+        <w:rPr>
+          <w:b/>
+          <w:bCs/>
+        </w:rPr>
+        <w:t>6.2 Unit Testing</w:t>
+      </w:r>
+    </w:p>
+    <w:p>
+      <w:r>
+        <w:t xml:space="preserve">Automated tests were written using python </w:t>
+      </w:r>
+      <w:proofErr w:type="spellStart"/>
+      <w:r>
+        <w:t>tesing</w:t>
+      </w:r>
+      <w:proofErr w:type="spellEnd"/>
+      <w:r>
+        <w:t xml:space="preserve"> framework </w:t>
+      </w:r>
+      <w:proofErr w:type="spellStart"/>
+      <w:r>
+        <w:t>pytest</w:t>
+      </w:r>
+      <w:proofErr w:type="spellEnd"/>
+      <w:r>
+        <w:t>.</w:t>
+      </w:r>
+    </w:p>
+    <w:p>
+      <w:r>
         <w:lastRenderedPageBreak/>
-        <w:t>5.</w:t>
-      </w:r>
-      <w:r>
-        <w:rPr>
-          <w:b/>
-          <w:bCs/>
-        </w:rPr>
-        <w:t>2 Frontend Development</w:t>
-      </w:r>
-    </w:p>
-    <w:p>
-      <w:r>
-        <w:t>The frontend interface was developed using HTML,CSS and Javascript. CSS styling was applied to ensure responsive design and visual consistency across devices.</w:t>
-      </w:r>
-    </w:p>
-    <w:p>
-      <w:pPr>
-        <w:rPr>
-          <w:b/>
-          <w:bCs/>
-        </w:rPr>
-      </w:pPr>
-      <w:r>
-        <w:rPr>
-          <w:b/>
-          <w:bCs/>
-        </w:rPr>
-        <w:t>5.3 Authentication Systems</w:t>
-      </w:r>
-    </w:p>
-    <w:p>
-      <w:r>
-        <w:t xml:space="preserve">The system includes a login system for </w:t>
-      </w:r>
-      <w:r>
-        <w:t>administrators to securely access campaign management features</w:t>
-      </w:r>
-    </w:p>
-    <w:p>
-      <w:pPr>
-        <w:rPr>
-          <w:b/>
-          <w:bCs/>
-        </w:rPr>
-      </w:pPr>
-      <w:r>
-        <w:rPr>
-          <w:b/>
-          <w:bCs/>
-        </w:rPr>
-        <w:t>5.4 Campaign Creation</w:t>
-      </w:r>
-    </w:p>
-    <w:p>
-      <w:r>
-        <w:t>Administratos can create phishing campaigns through the dashboard interface</w:t>
-      </w:r>
-    </w:p>
-    <w:p>
-      <w:pPr>
-        <w:rPr>
-          <w:b/>
-          <w:bCs/>
-        </w:rPr>
-      </w:pPr>
-      <w:r>
-        <w:rPr>
-          <w:b/>
-          <w:bCs/>
-        </w:rPr>
-        <w:t>6.</w:t>
-      </w:r>
-      <w:r>
-        <w:rPr>
-          <w:b/>
-          <w:bCs/>
-        </w:rPr>
-        <w:t xml:space="preserve"> Testing </w:t>
-      </w:r>
-    </w:p>
-    <w:p>
-      <w:pPr>
-        <w:rPr>
-          <w:b/>
-          <w:bCs/>
-        </w:rPr>
-      </w:pPr>
-      <w:r>
-        <w:rPr>
-          <w:b/>
-          <w:bCs/>
-        </w:rPr>
-        <w:t xml:space="preserve">6.1 Testing Strategy </w:t>
-      </w:r>
-    </w:p>
-    <w:p>
-      <w:r>
-        <w:t>Testing was conducted using a combination of manual testing and automated unit testing.</w:t>
-      </w:r>
-    </w:p>
-    <w:p>
-      <w:pPr>
-        <w:rPr>
-          <w:b/>
-          <w:bCs/>
-        </w:rPr>
-      </w:pPr>
-      <w:r>
-        <w:rPr>
-          <w:b/>
-          <w:bCs/>
-        </w:rPr>
-        <w:t>6.2 Unit Testing</w:t>
-      </w:r>
-    </w:p>
-    <w:p>
-      <w:r>
-        <w:t>Automated tests were written using python tesing framework pytest.</w:t>
-      </w:r>
-    </w:p>
-    <w:p>
-      <w:r>
         <w:t>Tests include:</w:t>
       </w:r>
     </w:p>
@@ -2620,7 +3051,23 @@
     </w:p>
     <w:p>
       <w:r>
-        <w:t>The system successfullyachieved the objecutves defined at the beginning of the project…………</w:t>
+        <w:t xml:space="preserve">The system </w:t>
+      </w:r>
+      <w:proofErr w:type="spellStart"/>
+      <w:r>
+        <w:t>successfullyachieved</w:t>
+      </w:r>
+      <w:proofErr w:type="spellEnd"/>
+      <w:r>
+        <w:t xml:space="preserve"> the </w:t>
+      </w:r>
+      <w:proofErr w:type="spellStart"/>
+      <w:r>
+        <w:t>objecutves</w:t>
+      </w:r>
+      <w:proofErr w:type="spellEnd"/>
+      <w:r>
+        <w:t xml:space="preserve"> defined at the beginning of the project…………</w:t>
       </w:r>
     </w:p>
     <w:p>
@@ -2654,7 +3101,14 @@
     <w:p>
       <w:r>
         <w:tab/>
-        <w:t xml:space="preserve">Customisab;e campaigns </w:t>
+      </w:r>
+      <w:proofErr w:type="spellStart"/>
+      <w:r>
+        <w:t>Customisab;e</w:t>
+      </w:r>
+      <w:proofErr w:type="spellEnd"/>
+      <w:r>
+        <w:t xml:space="preserve"> campaigns </w:t>
       </w:r>
     </w:p>
     <w:p>
@@ -2675,7 +3129,6 @@
           <w:b/>
           <w:bCs/>
         </w:rPr>
-        <w:lastRenderedPageBreak/>
         <w:t>7.3 Limit</w:t>
       </w:r>
       <w:r>

--- a/Final Year Project Report.docx
+++ b/Final Year Project Report.docx
@@ -159,21 +159,7 @@
         <w:rPr>
           <w:lang w:val="en-GB"/>
         </w:rPr>
-        <w:t xml:space="preserve">I developed the system using Python and Flask web framework, along with HTML CSS and </w:t>
-      </w:r>
-      <w:proofErr w:type="spellStart"/>
-      <w:r>
-        <w:rPr>
-          <w:lang w:val="en-GB"/>
-        </w:rPr>
-        <w:t>Javascript</w:t>
-      </w:r>
-      <w:proofErr w:type="spellEnd"/>
-      <w:r>
-        <w:rPr>
-          <w:lang w:val="en-GB"/>
-        </w:rPr>
-        <w:t xml:space="preserve"> for the frontend interface. A database system such as SQLite was used for storing the campaign and interaction data</w:t>
+        <w:t>I developed the system using Python and Flask web framework, along with HTML CSS and Javascript for the frontend interface. A database system such as SQLite was used for storing the campaign and interaction data</w:t>
       </w:r>
       <w:r>
         <w:rPr>
@@ -234,21 +220,7 @@
         <w:rPr>
           <w:lang w:val="en-GB"/>
         </w:rPr>
-        <w:t xml:space="preserve"> testing and automated testing through </w:t>
-      </w:r>
-      <w:proofErr w:type="spellStart"/>
-      <w:r>
-        <w:rPr>
-          <w:lang w:val="en-GB"/>
-        </w:rPr>
-        <w:t>pytest</w:t>
-      </w:r>
-      <w:proofErr w:type="spellEnd"/>
-      <w:r>
-        <w:rPr>
-          <w:lang w:val="en-GB"/>
-        </w:rPr>
-        <w:t xml:space="preserve"> to ensure </w:t>
+        <w:t xml:space="preserve"> testing and automated testing through pytest to ensure </w:t>
       </w:r>
       <w:r>
         <w:rPr>
@@ -1051,39 +1023,17 @@
           <w:lang w:val="en-GB"/>
         </w:rPr>
       </w:pPr>
-      <w:proofErr w:type="spellStart"/>
-      <w:r>
-        <w:rPr>
-          <w:lang w:val="en-GB"/>
-        </w:rPr>
-        <w:t>Phsihing</w:t>
-      </w:r>
-      <w:proofErr w:type="spellEnd"/>
-      <w:r>
-        <w:rPr>
-          <w:lang w:val="en-GB"/>
-        </w:rPr>
-        <w:t xml:space="preserve"> simulations platforms can be used to address this problem</w:t>
-      </w:r>
-      <w:r>
-        <w:rPr>
-          <w:lang w:val="en-GB"/>
-        </w:rPr>
-        <w:t xml:space="preserve">. Systems can be used to allow </w:t>
-      </w:r>
-      <w:proofErr w:type="spellStart"/>
-      <w:r>
-        <w:rPr>
-          <w:lang w:val="en-GB"/>
-        </w:rPr>
-        <w:t>adminsitrators</w:t>
-      </w:r>
-      <w:proofErr w:type="spellEnd"/>
-      <w:r>
-        <w:rPr>
-          <w:lang w:val="en-GB"/>
-        </w:rPr>
-        <w:t xml:space="preserve"> to send simulated phishing emails to users in a safe and controlled </w:t>
+      <w:r>
+        <w:rPr>
+          <w:lang w:val="en-GB"/>
+        </w:rPr>
+        <w:t>Phsihing simulations platforms can be used to address this problem</w:t>
+      </w:r>
+      <w:r>
+        <w:rPr>
+          <w:lang w:val="en-GB"/>
+        </w:rPr>
+        <w:t xml:space="preserve">. Systems can be used to allow adminsitrators to send simulated phishing emails to users in a safe and controlled </w:t>
       </w:r>
       <w:r>
         <w:rPr>
@@ -1095,21 +1045,7 @@
         <w:rPr>
           <w:lang w:val="en-GB"/>
         </w:rPr>
-        <w:t xml:space="preserve">many existing </w:t>
-      </w:r>
-      <w:proofErr w:type="spellStart"/>
-      <w:r>
-        <w:rPr>
-          <w:lang w:val="en-GB"/>
-        </w:rPr>
-        <w:t>phihisnng</w:t>
-      </w:r>
-      <w:proofErr w:type="spellEnd"/>
-      <w:r>
-        <w:rPr>
-          <w:lang w:val="en-GB"/>
-        </w:rPr>
-        <w:t xml:space="preserve"> simulation platforms are either too expensive </w:t>
+        <w:t xml:space="preserve">many existing phihisnng simulation platforms are either too expensive </w:t>
       </w:r>
       <w:r>
         <w:rPr>
@@ -1261,21 +1197,7 @@
         <w:rPr>
           <w:lang w:val="en-GB"/>
         </w:rPr>
-        <w:t xml:space="preserve">I wanted to focus on creating a lightweight web application that can be used in educational environments or small organisations. The system will allow </w:t>
-      </w:r>
-      <w:proofErr w:type="spellStart"/>
-      <w:r>
-        <w:rPr>
-          <w:lang w:val="en-GB"/>
-        </w:rPr>
-        <w:t>adminstrators</w:t>
-      </w:r>
-      <w:proofErr w:type="spellEnd"/>
-      <w:r>
-        <w:rPr>
-          <w:lang w:val="en-GB"/>
-        </w:rPr>
-        <w:t xml:space="preserve"> to create phishing email templates</w:t>
+        <w:t>I wanted to focus on creating a lightweight web application that can be used in educational environments or small organisations. The system will allow adminstrators to create phishing email templates</w:t>
       </w:r>
       <w:r>
         <w:rPr>
@@ -1465,21 +1387,87 @@
           <w:lang w:val="en-GB"/>
         </w:rPr>
         <w:lastRenderedPageBreak/>
-        <w:t xml:space="preserve">Another important objective was to track user interactions with simulated </w:t>
-      </w:r>
-      <w:proofErr w:type="spellStart"/>
-      <w:r>
-        <w:rPr>
-          <w:lang w:val="en-GB"/>
-        </w:rPr>
-        <w:t>ohishing</w:t>
-      </w:r>
-      <w:proofErr w:type="spellEnd"/>
-      <w:r>
-        <w:rPr>
-          <w:lang w:val="en-GB"/>
-        </w:rPr>
-        <w:t xml:space="preserve"> emails. The system needed to record </w:t>
+        <w:t xml:space="preserve">Another important objective was to track user interactions with simulated ohishing emails. The system needed to record </w:t>
+      </w:r>
+      <w:r>
+        <w:rPr>
+          <w:lang w:val="en-GB"/>
+        </w:rPr>
+        <w:t xml:space="preserve">whether </w:t>
+      </w:r>
+      <w:r>
+        <w:rPr>
+          <w:lang w:val="en-GB"/>
+        </w:rPr>
+        <w:t>users clicked on the links or entered information on the simulated login page. The information would then be stored in a database so that it could be analysed later.</w:t>
+      </w:r>
+    </w:p>
+    <w:p>
+      <w:pPr>
+        <w:rPr>
+          <w:lang w:val="en-GB"/>
+        </w:rPr>
+      </w:pPr>
+      <w:r>
+        <w:rPr>
+          <w:lang w:val="en-GB"/>
+        </w:rPr>
+        <w:t xml:space="preserve">The project also aimed to store campaign results in a structured database and provide basic reporting features. This would allow the administrator to evaluate how users responded to the </w:t>
+      </w:r>
+      <w:r>
+        <w:rPr>
+          <w:lang w:val="en-GB"/>
+        </w:rPr>
+        <w:t>campaign</w:t>
+      </w:r>
+      <w:r>
+        <w:rPr>
+          <w:lang w:val="en-GB"/>
+        </w:rPr>
+        <w:t xml:space="preserve"> and identify patterns in user beha</w:t>
+      </w:r>
+      <w:r>
+        <w:rPr>
+          <w:lang w:val="en-GB"/>
+        </w:rPr>
+        <w:t>viour. By analysing this data, the system could help demonstrate how awareness training can improve over time.</w:t>
+      </w:r>
+    </w:p>
+    <w:p>
+      <w:pPr>
+        <w:rPr>
+          <w:lang w:val="en-GB"/>
+        </w:rPr>
+      </w:pPr>
+      <w:r>
+        <w:rPr>
+          <w:lang w:val="en-GB"/>
+        </w:rPr>
+        <w:t>The final</w:t>
+      </w:r>
+      <w:r>
+        <w:rPr>
+          <w:lang w:val="en-GB"/>
+        </w:rPr>
+        <w:t xml:space="preserve"> aim</w:t>
+      </w:r>
+      <w:r>
+        <w:rPr>
+          <w:lang w:val="en-GB"/>
+        </w:rPr>
+        <w:t xml:space="preserve"> is</w:t>
+      </w:r>
+      <w:r>
+        <w:rPr>
+          <w:lang w:val="en-GB"/>
+        </w:rPr>
+        <w:t xml:space="preserve"> to ensure that the system</w:t>
+      </w:r>
+      <w:r>
+        <w:rPr>
+          <w:lang w:val="en-GB"/>
+        </w:rPr>
+        <w:t xml:space="preserve"> was reliable and functional through testing…………………………</w:t>
       </w:r>
     </w:p>
     <w:p>
@@ -1644,7 +1632,20 @@
           <w:bCs/>
           <w:lang w:val="en-GB"/>
         </w:rPr>
-        <w:t>Overview of Phishing Attacks</w:t>
+        <w:t>Introduction</w:t>
+      </w:r>
+    </w:p>
+    <w:p>
+      <w:pPr>
+        <w:rPr>
+          <w:lang w:val="en-GB"/>
+        </w:rPr>
+      </w:pPr>
+      <w:r>
+        <w:rPr>
+          <w:lang w:val="en-GB"/>
+        </w:rPr>
+        <w:t>Cybersecurity threats continue to evolve</w:t>
       </w:r>
     </w:p>
     <w:p>
@@ -1918,6 +1919,7 @@
         <w:rPr>
           <w:lang w:val="en-GB"/>
         </w:rPr>
+        <w:lastRenderedPageBreak/>
         <w:t>Security awareness training aims to educate users about cyber threats and encourage safe online behaviours</w:t>
       </w:r>
       <w:r>
@@ -1977,7 +1979,6 @@
           <w:bCs/>
         </w:rPr>
       </w:pPr>
-      <w:proofErr w:type="spellStart"/>
       <w:r>
         <w:rPr>
           <w:b/>
@@ -1985,7 +1986,6 @@
         </w:rPr>
         <w:t>Gophish</w:t>
       </w:r>
-      <w:proofErr w:type="spellEnd"/>
     </w:p>
     <w:p>
       <w:r>
@@ -2005,7 +2005,6 @@
         </w:numPr>
       </w:pPr>
       <w:r>
-        <w:lastRenderedPageBreak/>
         <w:t>Highly configurable</w:t>
       </w:r>
     </w:p>
@@ -2205,6 +2204,7 @@
     </w:p>
     <w:p>
       <w:r>
+        <w:lastRenderedPageBreak/>
         <w:t>The main stakeholders in this project are:</w:t>
       </w:r>
     </w:p>
@@ -2275,21 +2275,8 @@
           <w:numId w:val="12"/>
         </w:numPr>
       </w:pPr>
-      <w:proofErr w:type="spellStart"/>
-      <w:r>
-        <w:t>Adminisation</w:t>
-      </w:r>
-      <w:proofErr w:type="spellEnd"/>
-      <w:r>
-        <w:t xml:space="preserve"> </w:t>
-      </w:r>
-      <w:proofErr w:type="spellStart"/>
-      <w:r>
-        <w:t>authenitcaon</w:t>
-      </w:r>
-      <w:proofErr w:type="spellEnd"/>
-      <w:r>
-        <w:t xml:space="preserve"> </w:t>
+      <w:r>
+        <w:t xml:space="preserve">Adminisation authenitcaon </w:t>
       </w:r>
     </w:p>
     <w:p>
@@ -2337,7 +2324,6 @@
         </w:numPr>
       </w:pPr>
       <w:r>
-        <w:lastRenderedPageBreak/>
         <w:t xml:space="preserve">Reporting and analytics </w:t>
       </w:r>
     </w:p>
@@ -2357,13 +2343,8 @@
       </w:r>
     </w:p>
     <w:p>
-      <w:proofErr w:type="spellStart"/>
-      <w:r>
-        <w:t>Non functional</w:t>
-      </w:r>
-      <w:proofErr w:type="spellEnd"/>
-      <w:r>
-        <w:t xml:space="preserve"> requirements include: </w:t>
+      <w:r>
+        <w:t xml:space="preserve">Non functional requirements include: </w:t>
       </w:r>
     </w:p>
     <w:p>
@@ -2579,6 +2560,7 @@
     </w:p>
     <w:p>
       <w:r>
+        <w:lastRenderedPageBreak/>
         <w:t>Frontend:</w:t>
       </w:r>
     </w:p>
@@ -2614,11 +2596,9 @@
           <w:numId w:val="17"/>
         </w:numPr>
       </w:pPr>
-      <w:proofErr w:type="spellStart"/>
       <w:r>
         <w:t>Javascript</w:t>
       </w:r>
-      <w:proofErr w:type="spellEnd"/>
     </w:p>
     <w:p>
       <w:r>
@@ -2662,15 +2642,12 @@
           <w:numId w:val="19"/>
         </w:numPr>
       </w:pPr>
-      <w:proofErr w:type="spellStart"/>
       <w:r>
         <w:t>Pytest</w:t>
       </w:r>
-      <w:proofErr w:type="spellEnd"/>
-    </w:p>
-    <w:p>
-      <w:r>
-        <w:lastRenderedPageBreak/>
+    </w:p>
+    <w:p>
+      <w:r>
         <w:t>Version Control:</w:t>
       </w:r>
     </w:p>
@@ -2682,11 +2659,9 @@
           <w:numId w:val="19"/>
         </w:numPr>
       </w:pPr>
-      <w:proofErr w:type="spellStart"/>
       <w:r>
         <w:t>Githib</w:t>
       </w:r>
-      <w:proofErr w:type="spellEnd"/>
     </w:p>
     <w:p>
       <w:pPr>
@@ -2838,15 +2813,7 @@
     </w:p>
     <w:p>
       <w:r>
-        <w:t xml:space="preserve">The frontend interface was developed using HTML,CSS and </w:t>
-      </w:r>
-      <w:proofErr w:type="spellStart"/>
-      <w:r>
-        <w:t>Javascript</w:t>
-      </w:r>
-      <w:proofErr w:type="spellEnd"/>
-      <w:r>
-        <w:t>. CSS styling was applied to ensure responsive design and visual consistency across devices.</w:t>
+        <w:t>The frontend interface was developed using HTML,CSS and Javascript. CSS styling was applied to ensure responsive design and visual consistency across devices.</w:t>
       </w:r>
     </w:p>
     <w:p>
@@ -2866,6 +2833,7 @@
     </w:p>
     <w:p>
       <w:r>
+        <w:lastRenderedPageBreak/>
         <w:t xml:space="preserve">The system includes a login system for </w:t>
       </w:r>
       <w:r>
@@ -2888,13 +2856,8 @@
       </w:r>
     </w:p>
     <w:p>
-      <w:proofErr w:type="spellStart"/>
-      <w:r>
-        <w:t>Administratos</w:t>
-      </w:r>
-      <w:proofErr w:type="spellEnd"/>
-      <w:r>
-        <w:t xml:space="preserve"> can create phishing campaigns through the dashboard interface</w:t>
+      <w:r>
+        <w:t>Administratos can create phishing campaigns through the dashboard interface</w:t>
       </w:r>
     </w:p>
     <w:p>
@@ -2956,28 +2919,11 @@
     </w:p>
     <w:p>
       <w:r>
-        <w:t xml:space="preserve">Automated tests were written using python </w:t>
-      </w:r>
-      <w:proofErr w:type="spellStart"/>
-      <w:r>
-        <w:t>tesing</w:t>
-      </w:r>
-      <w:proofErr w:type="spellEnd"/>
-      <w:r>
-        <w:t xml:space="preserve"> framework </w:t>
-      </w:r>
-      <w:proofErr w:type="spellStart"/>
-      <w:r>
-        <w:t>pytest</w:t>
-      </w:r>
-      <w:proofErr w:type="spellEnd"/>
-      <w:r>
-        <w:t>.</w:t>
-      </w:r>
-    </w:p>
-    <w:p>
-      <w:r>
-        <w:lastRenderedPageBreak/>
+        <w:t>Automated tests were written using python tesing framework pytest.</w:t>
+      </w:r>
+    </w:p>
+    <w:p>
+      <w:r>
         <w:t>Tests include:</w:t>
       </w:r>
     </w:p>
@@ -3051,23 +2997,7 @@
     </w:p>
     <w:p>
       <w:r>
-        <w:t xml:space="preserve">The system </w:t>
-      </w:r>
-      <w:proofErr w:type="spellStart"/>
-      <w:r>
-        <w:t>successfullyachieved</w:t>
-      </w:r>
-      <w:proofErr w:type="spellEnd"/>
-      <w:r>
-        <w:t xml:space="preserve"> the </w:t>
-      </w:r>
-      <w:proofErr w:type="spellStart"/>
-      <w:r>
-        <w:t>objecutves</w:t>
-      </w:r>
-      <w:proofErr w:type="spellEnd"/>
-      <w:r>
-        <w:t xml:space="preserve"> defined at the beginning of the project…………</w:t>
+        <w:t>The system successfullyachieved the objecutves defined at the beginning of the project…………</w:t>
       </w:r>
     </w:p>
     <w:p>
@@ -3101,14 +3031,7 @@
     <w:p>
       <w:r>
         <w:tab/>
-      </w:r>
-      <w:proofErr w:type="spellStart"/>
-      <w:r>
-        <w:t>Customisab;e</w:t>
-      </w:r>
-      <w:proofErr w:type="spellEnd"/>
-      <w:r>
-        <w:t xml:space="preserve"> campaigns </w:t>
+        <w:t xml:space="preserve">Customisab;e campaigns </w:t>
       </w:r>
     </w:p>
     <w:p>
@@ -3183,6 +3106,7 @@
           <w:b/>
           <w:bCs/>
         </w:rPr>
+        <w:lastRenderedPageBreak/>
         <w:t xml:space="preserve">9. Future Work </w:t>
       </w:r>
     </w:p>

--- a/Final Year Project Report.docx
+++ b/Final Year Project Report.docx
@@ -159,7 +159,21 @@
         <w:rPr>
           <w:lang w:val="en-GB"/>
         </w:rPr>
-        <w:t>I developed the system using Python and Flask web framework, along with HTML CSS and Javascript for the frontend interface. A database system such as SQLite was used for storing the campaign and interaction data</w:t>
+        <w:t xml:space="preserve">I developed the system using Python and Flask web framework, along with HTML CSS and </w:t>
+      </w:r>
+      <w:proofErr w:type="spellStart"/>
+      <w:r>
+        <w:rPr>
+          <w:lang w:val="en-GB"/>
+        </w:rPr>
+        <w:t>Javascript</w:t>
+      </w:r>
+      <w:proofErr w:type="spellEnd"/>
+      <w:r>
+        <w:rPr>
+          <w:lang w:val="en-GB"/>
+        </w:rPr>
+        <w:t xml:space="preserve"> for the frontend interface. A database system such as SQLite was used for storing the campaign and interaction data</w:t>
       </w:r>
       <w:r>
         <w:rPr>
@@ -220,7 +234,21 @@
         <w:rPr>
           <w:lang w:val="en-GB"/>
         </w:rPr>
-        <w:t xml:space="preserve"> testing and automated testing through pytest to ensure </w:t>
+        <w:t xml:space="preserve"> testing and automated testing through </w:t>
+      </w:r>
+      <w:proofErr w:type="spellStart"/>
+      <w:r>
+        <w:rPr>
+          <w:lang w:val="en-GB"/>
+        </w:rPr>
+        <w:t>pytest</w:t>
+      </w:r>
+      <w:proofErr w:type="spellEnd"/>
+      <w:r>
+        <w:rPr>
+          <w:lang w:val="en-GB"/>
+        </w:rPr>
+        <w:t xml:space="preserve"> to ensure </w:t>
       </w:r>
       <w:r>
         <w:rPr>
@@ -1027,31 +1055,130 @@
         <w:rPr>
           <w:lang w:val="en-GB"/>
         </w:rPr>
-        <w:t>Phsihing simulations platforms can be used to address this problem</w:t>
-      </w:r>
-      <w:r>
-        <w:rPr>
-          <w:lang w:val="en-GB"/>
-        </w:rPr>
-        <w:t xml:space="preserve">. Systems can be used to allow adminsitrators to send simulated phishing emails to users in a safe and controlled </w:t>
-      </w:r>
-      <w:r>
-        <w:rPr>
-          <w:lang w:val="en-GB"/>
-        </w:rPr>
-        <w:t xml:space="preserve">environment. However </w:t>
-      </w:r>
-      <w:r>
-        <w:rPr>
-          <w:lang w:val="en-GB"/>
-        </w:rPr>
-        <w:t xml:space="preserve">many existing phihisnng simulation platforms are either too expensive </w:t>
-      </w:r>
-      <w:r>
-        <w:rPr>
-          <w:lang w:val="en-GB"/>
-        </w:rPr>
-        <w:t xml:space="preserve">or to complex for small organisations, students or educational environments. Some open source tools require </w:t>
+        <w:t>Phishing</w:t>
+      </w:r>
+      <w:r>
+        <w:rPr>
+          <w:lang w:val="en-GB"/>
+        </w:rPr>
+        <w:t xml:space="preserve"> simulations platforms can be used to address this problem</w:t>
+      </w:r>
+      <w:r>
+        <w:rPr>
+          <w:lang w:val="en-GB"/>
+        </w:rPr>
+        <w:t xml:space="preserve">. Systems can be used to allow </w:t>
+      </w:r>
+      <w:r>
+        <w:rPr>
+          <w:lang w:val="en-GB"/>
+        </w:rPr>
+        <w:t>administrators</w:t>
+      </w:r>
+      <w:r>
+        <w:rPr>
+          <w:lang w:val="en-GB"/>
+        </w:rPr>
+        <w:t xml:space="preserve"> to send simulated phishing emails to users in a safe and controlled </w:t>
+      </w:r>
+      <w:r>
+        <w:rPr>
+          <w:lang w:val="en-GB"/>
+        </w:rPr>
+        <w:t xml:space="preserve">environment. </w:t>
+      </w:r>
+      <w:r>
+        <w:rPr>
+          <w:lang w:val="en-GB"/>
+        </w:rPr>
+        <w:t xml:space="preserve"> The system then</w:t>
+      </w:r>
+      <w:r>
+        <w:rPr>
+          <w:lang w:val="en-GB"/>
+        </w:rPr>
+        <w:t xml:space="preserve"> records how users interact with the emails, such as whether they click on the link or attempt to log in</w:t>
+      </w:r>
+      <w:r>
+        <w:rPr>
+          <w:lang w:val="en-GB"/>
+        </w:rPr>
+        <w:t>. This approach provides a more realistic training experience and also g</w:t>
+      </w:r>
+      <w:r>
+        <w:rPr>
+          <w:lang w:val="en-GB"/>
+        </w:rPr>
+        <w:t>enerates useful data that can be analysed to improve future training.</w:t>
+      </w:r>
+    </w:p>
+    <w:p>
+      <w:pPr>
+        <w:rPr>
+          <w:lang w:val="en-GB"/>
+        </w:rPr>
+      </w:pPr>
+      <w:r>
+        <w:rPr>
+          <w:lang w:val="en-GB"/>
+        </w:rPr>
+        <w:t>However,</w:t>
+      </w:r>
+      <w:r>
+        <w:rPr>
+          <w:lang w:val="en-GB"/>
+        </w:rPr>
+        <w:t xml:space="preserve"> </w:t>
+      </w:r>
+      <w:r>
+        <w:rPr>
+          <w:lang w:val="en-GB"/>
+        </w:rPr>
+        <w:t xml:space="preserve">many existing </w:t>
+      </w:r>
+      <w:r>
+        <w:rPr>
+          <w:lang w:val="en-GB"/>
+        </w:rPr>
+        <w:t>phishing</w:t>
+      </w:r>
+      <w:r>
+        <w:rPr>
+          <w:lang w:val="en-GB"/>
+        </w:rPr>
+        <w:t xml:space="preserve"> simulation platforms are either too expensive </w:t>
+      </w:r>
+      <w:r>
+        <w:rPr>
+          <w:lang w:val="en-GB"/>
+        </w:rPr>
+        <w:t xml:space="preserve">or </w:t>
+      </w:r>
+      <w:proofErr w:type="spellStart"/>
+      <w:r>
+        <w:rPr>
+          <w:lang w:val="en-GB"/>
+        </w:rPr>
+        <w:t>to</w:t>
+      </w:r>
+      <w:proofErr w:type="spellEnd"/>
+      <w:r>
+        <w:rPr>
+          <w:lang w:val="en-GB"/>
+        </w:rPr>
+        <w:t xml:space="preserve"> complex for small organisations, students or educational environments. Some </w:t>
+      </w:r>
+      <w:r>
+        <w:rPr>
+          <w:lang w:val="en-GB"/>
+        </w:rPr>
+        <w:t>open-source</w:t>
+      </w:r>
+      <w:r>
+        <w:rPr>
+          <w:lang w:val="en-GB"/>
+        </w:rPr>
+        <w:t xml:space="preserve"> tools require </w:t>
       </w:r>
       <w:r>
         <w:rPr>
@@ -1197,7 +1324,19 @@
         <w:rPr>
           <w:lang w:val="en-GB"/>
         </w:rPr>
-        <w:t>I wanted to focus on creating a lightweight web application that can be used in educational environments or small organisations. The system will allow adminstrators to create phishing email templates</w:t>
+        <w:t xml:space="preserve">I wanted to focus on creating a lightweight web application that can be used in educational environments or small organisations. The system will allow </w:t>
+      </w:r>
+      <w:r>
+        <w:rPr>
+          <w:lang w:val="en-GB"/>
+        </w:rPr>
+        <w:t>administrators</w:t>
+      </w:r>
+      <w:r>
+        <w:rPr>
+          <w:lang w:val="en-GB"/>
+        </w:rPr>
+        <w:t xml:space="preserve"> to create phishing email templates</w:t>
       </w:r>
       <w:r>
         <w:rPr>
@@ -1234,6 +1373,49 @@
           <w:lang w:val="en-GB"/>
         </w:rPr>
         <w:t>simulation-based training can improve user behaviour.</w:t>
+      </w:r>
+      <w:r>
+        <w:rPr>
+          <w:lang w:val="en-GB"/>
+        </w:rPr>
+        <w:t xml:space="preserve"> </w:t>
+      </w:r>
+    </w:p>
+    <w:p>
+      <w:pPr>
+        <w:rPr>
+          <w:lang w:val="en-GB"/>
+        </w:rPr>
+      </w:pPr>
+      <w:r>
+        <w:rPr>
+          <w:lang w:val="en-GB"/>
+        </w:rPr>
+        <w:t xml:space="preserve">In addition to improving user awareness, the project also aims to demonstrate </w:t>
+      </w:r>
+      <w:r>
+        <w:rPr>
+          <w:lang w:val="en-GB"/>
+        </w:rPr>
+        <w:t>practical web development and cybersecurity skills. The system</w:t>
+      </w:r>
+      <w:r>
+        <w:rPr>
+          <w:lang w:val="en-GB"/>
+        </w:rPr>
+        <w:t xml:space="preserve"> was developed using Python</w:t>
+      </w:r>
+      <w:r>
+        <w:rPr>
+          <w:lang w:val="en-GB"/>
+        </w:rPr>
+        <w:t xml:space="preserve"> and the Flask web framework, along with HTML, CSS</w:t>
+      </w:r>
+      <w:r>
+        <w:rPr>
+          <w:lang w:val="en-GB"/>
+        </w:rPr>
+        <w:t xml:space="preserve"> and JavaScript for the user interface. A database system was used to store campaign data and user interactions, allowing the system to generate basic reports.</w:t>
       </w:r>
     </w:p>
     <w:p>
@@ -1299,6 +1481,7 @@
         <w:rPr>
           <w:lang w:val="en-GB"/>
         </w:rPr>
+        <w:lastRenderedPageBreak/>
         <w:t xml:space="preserve">The first objective was </w:t>
       </w:r>
       <w:r>
@@ -1375,19 +1558,25 @@
           <w:lang w:val="en-GB"/>
         </w:rPr>
       </w:pPr>
-    </w:p>
-    <w:p>
-      <w:pPr>
-        <w:rPr>
-          <w:lang w:val="en-GB"/>
-        </w:rPr>
-      </w:pPr>
-      <w:r>
-        <w:rPr>
-          <w:lang w:val="en-GB"/>
-        </w:rPr>
-        <w:lastRenderedPageBreak/>
-        <w:t xml:space="preserve">Another important objective was to track user interactions with simulated ohishing emails. The system needed to record </w:t>
+      <w:r>
+        <w:rPr>
+          <w:lang w:val="en-GB"/>
+        </w:rPr>
+        <w:t xml:space="preserve">Another important objective was to track user interactions with simulated </w:t>
+      </w:r>
+      <w:proofErr w:type="spellStart"/>
+      <w:r>
+        <w:rPr>
+          <w:lang w:val="en-GB"/>
+        </w:rPr>
+        <w:t>ohishing</w:t>
+      </w:r>
+      <w:proofErr w:type="spellEnd"/>
+      <w:r>
+        <w:rPr>
+          <w:lang w:val="en-GB"/>
+        </w:rPr>
+        <w:t xml:space="preserve"> emails. The system needed to record </w:t>
       </w:r>
       <w:r>
         <w:rPr>
@@ -1468,127 +1657,6 @@
           <w:lang w:val="en-GB"/>
         </w:rPr>
         <w:t xml:space="preserve"> was reliable and functional through testing…………………………</w:t>
-      </w:r>
-    </w:p>
-    <w:p>
-      <w:pPr>
-        <w:rPr>
-          <w:lang w:val="en-GB"/>
-        </w:rPr>
-      </w:pPr>
-      <w:r>
-        <w:rPr>
-          <w:lang w:val="en-GB"/>
-        </w:rPr>
-        <w:t>The objectives of this project include:</w:t>
-      </w:r>
-    </w:p>
-    <w:p>
-      <w:pPr>
-        <w:pStyle w:val="ListParagraph"/>
-        <w:numPr>
-          <w:ilvl w:val="0"/>
-          <w:numId w:val="5"/>
-        </w:numPr>
-        <w:rPr>
-          <w:lang w:val="en-GB"/>
-        </w:rPr>
-      </w:pPr>
-      <w:r>
-        <w:rPr>
-          <w:lang w:val="en-GB"/>
-        </w:rPr>
-        <w:t>Design a web-based phishing simulation platform</w:t>
-      </w:r>
-    </w:p>
-    <w:p>
-      <w:pPr>
-        <w:pStyle w:val="ListParagraph"/>
-        <w:numPr>
-          <w:ilvl w:val="0"/>
-          <w:numId w:val="5"/>
-        </w:numPr>
-        <w:rPr>
-          <w:lang w:val="en-GB"/>
-        </w:rPr>
-      </w:pPr>
-      <w:r>
-        <w:rPr>
-          <w:lang w:val="en-GB"/>
-        </w:rPr>
-        <w:t xml:space="preserve">Allow </w:t>
-      </w:r>
-      <w:r>
-        <w:rPr>
-          <w:lang w:val="en-GB"/>
-        </w:rPr>
-        <w:t>administrators</w:t>
-      </w:r>
-      <w:r>
-        <w:rPr>
-          <w:lang w:val="en-GB"/>
-        </w:rPr>
-        <w:t xml:space="preserve"> to create and manage phishing campaigns </w:t>
-      </w:r>
-    </w:p>
-    <w:p>
-      <w:pPr>
-        <w:pStyle w:val="ListParagraph"/>
-        <w:numPr>
-          <w:ilvl w:val="0"/>
-          <w:numId w:val="5"/>
-        </w:numPr>
-        <w:rPr>
-          <w:lang w:val="en-GB"/>
-        </w:rPr>
-      </w:pPr>
-      <w:r>
-        <w:rPr>
-          <w:lang w:val="en-GB"/>
-        </w:rPr>
-        <w:t>Track user interactions with simulated phishing emails</w:t>
-      </w:r>
-    </w:p>
-    <w:p>
-      <w:pPr>
-        <w:pStyle w:val="ListParagraph"/>
-        <w:numPr>
-          <w:ilvl w:val="0"/>
-          <w:numId w:val="5"/>
-        </w:numPr>
-        <w:rPr>
-          <w:lang w:val="en-GB"/>
-        </w:rPr>
-      </w:pPr>
-      <w:r>
-        <w:rPr>
-          <w:lang w:val="en-GB"/>
-        </w:rPr>
-        <w:t xml:space="preserve">Store results in a database for analysis </w:t>
-      </w:r>
-    </w:p>
-    <w:p>
-      <w:pPr>
-        <w:pStyle w:val="ListParagraph"/>
-        <w:numPr>
-          <w:ilvl w:val="0"/>
-          <w:numId w:val="5"/>
-        </w:numPr>
-        <w:rPr>
-          <w:lang w:val="en-GB"/>
-        </w:rPr>
-      </w:pPr>
-      <w:r>
-        <w:rPr>
-          <w:lang w:val="en-GB"/>
-        </w:rPr>
-        <w:t>Provide feedback and reporting tolls to evaluate user beha</w:t>
-      </w:r>
-      <w:r>
-        <w:rPr>
-          <w:lang w:val="en-GB"/>
-        </w:rPr>
-        <w:t>viour</w:t>
       </w:r>
     </w:p>
     <w:p>
@@ -1647,30 +1715,176 @@
         </w:rPr>
         <w:t>Cybersecurity threats continue to evolve</w:t>
       </w:r>
-    </w:p>
-    <w:p>
-      <w:pPr>
-        <w:rPr>
-          <w:lang w:val="en-GB"/>
-        </w:rPr>
-      </w:pPr>
-      <w:r>
-        <w:rPr>
-          <w:lang w:val="en-GB"/>
-        </w:rPr>
-        <w:t>Phishing is a cyberattack technique that involves impersonating legit</w:t>
-      </w:r>
-      <w:r>
-        <w:rPr>
-          <w:lang w:val="en-GB"/>
-        </w:rPr>
-        <w:t xml:space="preserve">imate organisations to deceive individuals into revealing confidential information. There attacks often rely on social engineering tactics designed to exploit psychological triggers such as urgency, authority </w:t>
-      </w:r>
-      <w:r>
-        <w:rPr>
-          <w:lang w:val="en-GB"/>
-        </w:rPr>
-        <w:t xml:space="preserve">or fear. </w:t>
+      <w:r>
+        <w:rPr>
+          <w:lang w:val="en-GB"/>
+        </w:rPr>
+        <w:t xml:space="preserve"> as </w:t>
+      </w:r>
+      <w:r>
+        <w:rPr>
+          <w:lang w:val="en-GB"/>
+        </w:rPr>
+        <w:t>organisations</w:t>
+      </w:r>
+      <w:r>
+        <w:rPr>
+          <w:lang w:val="en-GB"/>
+        </w:rPr>
+        <w:t xml:space="preserve"> become increasingly </w:t>
+      </w:r>
+      <w:r>
+        <w:rPr>
+          <w:lang w:val="en-GB"/>
+        </w:rPr>
+        <w:t>dependent</w:t>
+      </w:r>
+      <w:r>
+        <w:rPr>
+          <w:lang w:val="en-GB"/>
+        </w:rPr>
+        <w:t xml:space="preserve"> on digital communication and online services. Among </w:t>
+      </w:r>
+      <w:r>
+        <w:rPr>
+          <w:lang w:val="en-GB"/>
+        </w:rPr>
+        <w:t>these</w:t>
+      </w:r>
+      <w:r>
+        <w:rPr>
+          <w:lang w:val="en-GB"/>
+        </w:rPr>
+        <w:t xml:space="preserve"> threats phishing remains one of the most widesprea</w:t>
+      </w:r>
+      <w:r>
+        <w:rPr>
+          <w:lang w:val="en-GB"/>
+        </w:rPr>
+        <w:t xml:space="preserve">d and effective forms of cyberattack. Unlike many other types of attacks that rely on technical vulnerabilities, phishing focuses on manipulating human behaviour. </w:t>
+      </w:r>
+      <w:r>
+        <w:rPr>
+          <w:lang w:val="en-GB"/>
+        </w:rPr>
+        <w:t>The makes it particularly difficult to prevent using traditional security tools alone.</w:t>
+      </w:r>
+    </w:p>
+    <w:p>
+      <w:pPr>
+        <w:rPr>
+          <w:lang w:val="en-GB"/>
+        </w:rPr>
+      </w:pPr>
+      <w:r>
+        <w:rPr>
+          <w:lang w:val="en-GB"/>
+        </w:rPr>
+        <w:t xml:space="preserve">In recent years, researchers and cybersecurity </w:t>
+      </w:r>
+      <w:r>
+        <w:rPr>
+          <w:lang w:val="en-GB"/>
+        </w:rPr>
+        <w:t>organisations</w:t>
+      </w:r>
+      <w:r>
+        <w:rPr>
+          <w:lang w:val="en-GB"/>
+        </w:rPr>
+        <w:t xml:space="preserve"> have placed greater emphasis on user awareness as a key defence against phishing</w:t>
+      </w:r>
+      <w:r>
+        <w:rPr>
+          <w:lang w:val="en-GB"/>
+        </w:rPr>
+        <w:t xml:space="preserve">. While technologies such as spam filtering and secure authentication provide </w:t>
+      </w:r>
+      <w:r>
+        <w:rPr>
+          <w:lang w:val="en-GB"/>
+        </w:rPr>
+        <w:t>systems provide an important layer of protection</w:t>
+      </w:r>
+      <w:r>
+        <w:rPr>
+          <w:lang w:val="en-GB"/>
+        </w:rPr>
+        <w:t>, they cannot completely eliminate the risk. Users are still required to recognise suspicious messages and make safe decisions when interacting with emails, link and websites.</w:t>
+      </w:r>
+    </w:p>
+    <w:p>
+      <w:pPr>
+        <w:rPr>
+          <w:lang w:val="en-GB"/>
+        </w:rPr>
+      </w:pPr>
+      <w:r>
+        <w:rPr>
+          <w:lang w:val="en-GB"/>
+        </w:rPr>
+        <w:t xml:space="preserve">This </w:t>
+      </w:r>
+      <w:r>
+        <w:rPr>
+          <w:lang w:val="en-GB"/>
+        </w:rPr>
+        <w:t>chapter will be reviewing the existing research</w:t>
+      </w:r>
+      <w:r>
+        <w:rPr>
+          <w:lang w:val="en-GB"/>
+        </w:rPr>
+        <w:t xml:space="preserve"> related to phishing attacks and cybersecurity awareness training. It will examine how phishing works</w:t>
+      </w:r>
+      <w:r>
+        <w:rPr>
+          <w:lang w:val="en-GB"/>
+        </w:rPr>
+        <w:t xml:space="preserve">, the different types of attacks that are commonly used, and the impact these attacks can have on </w:t>
+      </w:r>
+      <w:r>
+        <w:rPr>
+          <w:lang w:val="en-GB"/>
+        </w:rPr>
+        <w:t>organisations</w:t>
+      </w:r>
+      <w:r>
+        <w:rPr>
+          <w:lang w:val="en-GB"/>
+        </w:rPr>
+        <w:t>. In addition this chapter will explore e</w:t>
+      </w:r>
+      <w:r>
+        <w:rPr>
+          <w:lang w:val="en-GB"/>
+        </w:rPr>
+        <w:t xml:space="preserve">xisting phishing </w:t>
+      </w:r>
+      <w:r>
+        <w:rPr>
+          <w:lang w:val="en-GB"/>
+        </w:rPr>
+        <w:t>simulation</w:t>
+      </w:r>
+      <w:r>
+        <w:rPr>
+          <w:lang w:val="en-GB"/>
+        </w:rPr>
+        <w:t xml:space="preserve"> </w:t>
+      </w:r>
+      <w:r>
+        <w:rPr>
+          <w:lang w:val="en-GB"/>
+        </w:rPr>
+        <w:lastRenderedPageBreak/>
+        <w:t>platforms and evaluates</w:t>
+      </w:r>
+      <w:r>
+        <w:rPr>
+          <w:lang w:val="en-GB"/>
+        </w:rPr>
+        <w:t xml:space="preserve"> their effectiveness. By analysing current research and existing solutions, the chapter identifies the gap that this project aims to address.</w:t>
       </w:r>
     </w:p>
     <w:p>
@@ -1692,44 +1906,206 @@
           <w:bCs/>
           <w:lang w:val="en-GB"/>
         </w:rPr>
-        <w:t>Types of Phishing Attacks</w:t>
-      </w:r>
-    </w:p>
-    <w:p>
-      <w:pPr>
-        <w:rPr>
-          <w:lang w:val="en-GB"/>
-        </w:rPr>
-      </w:pPr>
-      <w:r>
-        <w:rPr>
-          <w:lang w:val="en-GB"/>
-        </w:rPr>
-        <w:t>Common forms of phishing include:</w:t>
-      </w:r>
-    </w:p>
-    <w:p>
-      <w:pPr>
-        <w:pStyle w:val="ListParagraph"/>
-        <w:numPr>
-          <w:ilvl w:val="0"/>
-          <w:numId w:val="6"/>
-        </w:numPr>
-        <w:rPr>
-          <w:lang w:val="en-GB"/>
-        </w:rPr>
-      </w:pPr>
-      <w:r>
-        <w:rPr>
-          <w:lang w:val="en-GB"/>
-        </w:rPr>
-        <w:t xml:space="preserve">Email Phishing </w:t>
-      </w:r>
-      <w:r>
-        <w:rPr>
-          <w:lang w:val="en-GB"/>
-        </w:rPr>
-        <w:t>–</w:t>
+        <w:t xml:space="preserve">Overview </w:t>
+      </w:r>
+      <w:r>
+        <w:rPr>
+          <w:b/>
+          <w:bCs/>
+          <w:lang w:val="en-GB"/>
+        </w:rPr>
+        <w:t>of Phishing Attacks</w:t>
+      </w:r>
+    </w:p>
+    <w:p>
+      <w:pPr>
+        <w:rPr>
+          <w:lang w:val="en-GB"/>
+        </w:rPr>
+      </w:pPr>
+      <w:r>
+        <w:rPr>
+          <w:lang w:val="en-GB"/>
+        </w:rPr>
+        <w:t>Phishing is one of the most common forms of cyberattack and continues to be widely used by cybercriminals because of its high success rate. Unlink attacks that foc</w:t>
+      </w:r>
+      <w:r>
+        <w:rPr>
+          <w:lang w:val="en-GB"/>
+        </w:rPr>
+        <w:t xml:space="preserve">us on breaking into </w:t>
+      </w:r>
+      <w:r>
+        <w:rPr>
+          <w:lang w:val="en-GB"/>
+        </w:rPr>
+        <w:t>systems</w:t>
+      </w:r>
+      <w:r>
+        <w:rPr>
+          <w:lang w:val="en-GB"/>
+        </w:rPr>
+        <w:t xml:space="preserve"> through technical weaknesses, phishing relies on deceiving </w:t>
+      </w:r>
+      <w:r>
+        <w:rPr>
+          <w:lang w:val="en-GB"/>
+        </w:rPr>
+        <w:t>users</w:t>
+      </w:r>
+      <w:r>
+        <w:rPr>
+          <w:lang w:val="en-GB"/>
+        </w:rPr>
+        <w:t xml:space="preserve"> into revealing sensitive information</w:t>
+      </w:r>
+      <w:r>
+        <w:rPr>
+          <w:lang w:val="en-GB"/>
+        </w:rPr>
+        <w:t xml:space="preserve">. This makes it a form of social engineering, where attackers manipulate human behaviour rather than software or hardware vulnerabilities. </w:t>
+      </w:r>
+    </w:p>
+    <w:p>
+      <w:pPr>
+        <w:rPr>
+          <w:lang w:val="en-GB"/>
+        </w:rPr>
+      </w:pPr>
+      <w:r>
+        <w:rPr>
+          <w:lang w:val="en-GB"/>
+        </w:rPr>
+        <w:t>Most phishing attacks are carried out through email messages that appear to come from trusted organisations. These emails are often designed to look realistic and may include official logos, professional language and links to appear legitimate. In many</w:t>
+      </w:r>
+      <w:r>
+        <w:rPr>
+          <w:lang w:val="en-GB"/>
+        </w:rPr>
+        <w:t xml:space="preserve"> cases, the messages creates a sense of urgency by claiming that an account has been suspended, a payment has failed or immediate action is needed.</w:t>
+      </w:r>
+      <w:r>
+        <w:rPr>
+          <w:lang w:val="en-GB"/>
+        </w:rPr>
+        <w:t xml:space="preserve"> Because of this pressure, users may click on the link without carefully checking whether the message is genuine.</w:t>
+      </w:r>
+    </w:p>
+    <w:p>
+      <w:pPr>
+        <w:rPr>
+          <w:lang w:val="en-GB"/>
+        </w:rPr>
+      </w:pPr>
+      <w:r>
+        <w:rPr>
+          <w:lang w:val="en-GB"/>
+        </w:rPr>
+        <w:t>Once a user clicks a link, they are usually redirected to a fake website that looks almost identical to a real one. The website may imitate services such as online banking</w:t>
+      </w:r>
+      <w:r>
+        <w:rPr>
+          <w:lang w:val="en-GB"/>
+        </w:rPr>
+        <w:t xml:space="preserve"> platforms</w:t>
+      </w:r>
+      <w:r>
+        <w:rPr>
+          <w:lang w:val="en-GB"/>
+        </w:rPr>
+        <w:t>, email providers or social media web</w:t>
+      </w:r>
+      <w:r>
+        <w:rPr>
+          <w:lang w:val="en-GB"/>
+        </w:rPr>
+        <w:t>sites. If the user enters their login details on this fake page, the information is sent directly to the attacker. This allows the attacker to gain access to the users account or use stolen information for further attacks.</w:t>
+      </w:r>
+    </w:p>
+    <w:p>
+      <w:pPr>
+        <w:rPr>
+          <w:lang w:val="en-GB"/>
+        </w:rPr>
+      </w:pPr>
+      <w:r>
+        <w:rPr>
+          <w:lang w:val="en-GB"/>
+        </w:rPr>
+        <w:t xml:space="preserve">Phishing attacks are constantly </w:t>
+      </w:r>
+      <w:r>
+        <w:rPr>
+          <w:lang w:val="en-GB"/>
+        </w:rPr>
+        <w:t>evolving and</w:t>
+      </w:r>
+      <w:r>
+        <w:rPr>
+          <w:lang w:val="en-GB"/>
+        </w:rPr>
+        <w:t xml:space="preserve"> have become more sophisticated over time. Attackers now use more personalised messages, which makes the emails more convincing and harder to detect</w:t>
+      </w:r>
+      <w:r>
+        <w:rPr>
+          <w:lang w:val="en-GB"/>
+        </w:rPr>
+        <w:t xml:space="preserve">. In some cases, attackers gather information about their targets before sending </w:t>
+      </w:r>
+      <w:r>
+        <w:rPr>
+          <w:lang w:val="en-GB"/>
+        </w:rPr>
+        <w:t xml:space="preserve">the phishing email, allowing them to create messages that appear even more legitimate. </w:t>
+      </w:r>
+      <w:r>
+        <w:rPr>
+          <w:lang w:val="en-GB"/>
+        </w:rPr>
+        <w:t>This</w:t>
+      </w:r>
+      <w:r>
+        <w:rPr>
+          <w:lang w:val="en-GB"/>
+        </w:rPr>
+        <w:t xml:space="preserve"> type of target attack is often more successful than traditional mass phishing emails</w:t>
+      </w:r>
+      <w:r>
+        <w:rPr>
+          <w:lang w:val="en-GB"/>
+        </w:rPr>
+        <w:t>.</w:t>
+      </w:r>
+    </w:p>
+    <w:p>
+      <w:pPr>
+        <w:rPr>
+          <w:lang w:val="en-GB"/>
+        </w:rPr>
+      </w:pPr>
+      <w:r>
+        <w:rPr>
+          <w:lang w:val="en-GB"/>
+        </w:rPr>
+        <w:t xml:space="preserve">The impact of phishing attacks can be serious for both individuals and </w:t>
+      </w:r>
+      <w:r>
+        <w:rPr>
+          <w:lang w:val="en-GB"/>
+        </w:rPr>
+        <w:t>organisations</w:t>
+      </w:r>
+      <w:r>
+        <w:rPr>
+          <w:lang w:val="en-GB"/>
+        </w:rPr>
+        <w:t xml:space="preserve">. For individuals, phishing can result in stolen personal information, </w:t>
+      </w:r>
+      <w:r>
+        <w:rPr>
+          <w:lang w:val="en-GB"/>
+        </w:rPr>
+        <w:t>financial</w:t>
       </w:r>
       <w:r>
         <w:rPr>
@@ -1741,109 +2117,51 @@
         <w:rPr>
           <w:lang w:val="en-GB"/>
         </w:rPr>
-        <w:t>B</w:t>
-      </w:r>
-      <w:r>
-        <w:rPr>
-          <w:lang w:val="en-GB"/>
-        </w:rPr>
-        <w:t>ulk fraudulent emails sent to many users</w:t>
-      </w:r>
-    </w:p>
-    <w:p>
-      <w:pPr>
-        <w:pStyle w:val="ListParagraph"/>
-        <w:numPr>
-          <w:ilvl w:val="0"/>
-          <w:numId w:val="6"/>
-        </w:numPr>
-        <w:rPr>
-          <w:lang w:val="en-GB"/>
-        </w:rPr>
-      </w:pPr>
-      <w:r>
-        <w:rPr>
-          <w:lang w:val="en-GB"/>
-        </w:rPr>
-        <w:t xml:space="preserve">Spear phishing – </w:t>
-      </w:r>
-      <w:r>
-        <w:rPr>
-          <w:lang w:val="en-GB"/>
-        </w:rPr>
-        <w:t>T</w:t>
-      </w:r>
-      <w:r>
-        <w:rPr>
-          <w:lang w:val="en-GB"/>
-        </w:rPr>
-        <w:t xml:space="preserve">argeted attacks against specific individuals </w:t>
-      </w:r>
-    </w:p>
-    <w:p>
-      <w:pPr>
-        <w:pStyle w:val="ListParagraph"/>
-        <w:numPr>
-          <w:ilvl w:val="0"/>
-          <w:numId w:val="6"/>
-        </w:numPr>
-        <w:rPr>
-          <w:lang w:val="en-GB"/>
-        </w:rPr>
-      </w:pPr>
-      <w:r>
-        <w:rPr>
-          <w:lang w:val="en-GB"/>
-        </w:rPr>
-        <w:t xml:space="preserve">Whaling – Attacks </w:t>
-      </w:r>
-      <w:r>
-        <w:rPr>
-          <w:lang w:val="en-GB"/>
-        </w:rPr>
-        <w:t xml:space="preserve">targeting high-level executives </w:t>
-      </w:r>
-    </w:p>
-    <w:p>
-      <w:pPr>
-        <w:pStyle w:val="ListParagraph"/>
-        <w:numPr>
-          <w:ilvl w:val="0"/>
-          <w:numId w:val="6"/>
-        </w:numPr>
-        <w:rPr>
-          <w:lang w:val="en-GB"/>
-        </w:rPr>
-      </w:pPr>
-      <w:r>
-        <w:rPr>
-          <w:lang w:val="en-GB"/>
-        </w:rPr>
-        <w:t xml:space="preserve">Smishing </w:t>
-      </w:r>
-      <w:r>
-        <w:rPr>
-          <w:lang w:val="en-GB"/>
-        </w:rPr>
-        <w:t>–</w:t>
-      </w:r>
-      <w:r>
-        <w:rPr>
-          <w:lang w:val="en-GB"/>
-        </w:rPr>
-        <w:t xml:space="preserve"> </w:t>
-      </w:r>
-      <w:r>
-        <w:rPr>
-          <w:lang w:val="en-GB"/>
-        </w:rPr>
-        <w:t>Phishing</w:t>
-      </w:r>
-      <w:r>
-        <w:rPr>
-          <w:lang w:val="en-GB"/>
-        </w:rPr>
-        <w:t xml:space="preserve"> through phone messages </w:t>
+        <w:t>loss</w:t>
+      </w:r>
+      <w:r>
+        <w:rPr>
+          <w:lang w:val="en-GB"/>
+        </w:rPr>
+        <w:t xml:space="preserve"> or unauthorised access to online accounts. For organisations</w:t>
+      </w:r>
+      <w:r>
+        <w:rPr>
+          <w:lang w:val="en-GB"/>
+        </w:rPr>
+        <w:t xml:space="preserve">, the </w:t>
+      </w:r>
+      <w:r>
+        <w:rPr>
+          <w:lang w:val="en-GB"/>
+        </w:rPr>
+        <w:t>consequences</w:t>
+      </w:r>
+      <w:r>
+        <w:rPr>
+          <w:lang w:val="en-GB"/>
+        </w:rPr>
+        <w:t xml:space="preserve"> can be much more significant. A successful phishing attack can lead to data breaches, loss of confidential information and damage to the organisation’s reputation. In some cases, it can also result in financial losses or legal consequences.</w:t>
+      </w:r>
+    </w:p>
+    <w:p>
+      <w:pPr>
+        <w:rPr>
+          <w:lang w:val="en-GB"/>
+        </w:rPr>
+      </w:pPr>
+      <w:r>
+        <w:rPr>
+          <w:lang w:val="en-GB"/>
+        </w:rPr>
+        <w:t xml:space="preserve">Because phishing attacks target users rather than technical systems, preventing them requires more than just security software. Users must understand how phishing works and be able to recognise suspicious emails and websites. This has let to an increased </w:t>
+      </w:r>
+      <w:r>
+        <w:rPr>
+          <w:lang w:val="en-GB"/>
+        </w:rPr>
+        <w:lastRenderedPageBreak/>
+        <w:t>focus on cybersecurity awareness training, particularly in organisations where employees regularly use email and online services. As a result phishing awareness and simulation-based training have become an important area of research and development on cybersecurity.</w:t>
       </w:r>
     </w:p>
     <w:p>
@@ -1865,26 +2183,103 @@
           <w:bCs/>
           <w:lang w:val="en-GB"/>
         </w:rPr>
-        <w:t>Impact of Phishing Attacks</w:t>
-      </w:r>
-    </w:p>
-    <w:p>
-      <w:pPr>
-        <w:rPr>
-          <w:lang w:val="en-GB"/>
-        </w:rPr>
-      </w:pPr>
-      <w:r>
-        <w:rPr>
-          <w:lang w:val="en-GB"/>
-        </w:rPr>
-        <w:t xml:space="preserve">Phishing attacks can lead to significant financial losses, identity theft and unauthorised access to corporate systems. Many large scale </w:t>
-      </w:r>
-      <w:r>
-        <w:rPr>
-          <w:lang w:val="en-GB"/>
-        </w:rPr>
-        <w:t>data breaches have originated from successful phishing attempts.</w:t>
+        <w:t>Types of Phishing Attacks</w:t>
+      </w:r>
+    </w:p>
+    <w:p>
+      <w:pPr>
+        <w:rPr>
+          <w:lang w:val="en-GB"/>
+        </w:rPr>
+      </w:pPr>
+      <w:r>
+        <w:rPr>
+          <w:lang w:val="en-GB"/>
+        </w:rPr>
+        <w:t xml:space="preserve">Phishing attacks can take many different forms, and cybercriminals continue to develop new techniques to make </w:t>
+      </w:r>
+      <w:proofErr w:type="spellStart"/>
+      <w:r>
+        <w:rPr>
+          <w:lang w:val="en-GB"/>
+        </w:rPr>
+        <w:t>thir</w:t>
+      </w:r>
+      <w:proofErr w:type="spellEnd"/>
+      <w:r>
+        <w:rPr>
+          <w:lang w:val="en-GB"/>
+        </w:rPr>
+        <w:t xml:space="preserve"> attacks more convincing. Although the main goal is usually the same</w:t>
+      </w:r>
+      <w:r>
+        <w:rPr>
+          <w:lang w:val="en-GB"/>
+        </w:rPr>
+        <w:t>, to trick the users into revealing sensitive information, the methods used can vary depending on the target and the situation</w:t>
+      </w:r>
+      <w:r>
+        <w:rPr>
+          <w:lang w:val="en-GB"/>
+        </w:rPr>
+        <w:t xml:space="preserve">. Understanding the different types of phishing attacks is important because it helps users recognise the warning signs and respond more </w:t>
+      </w:r>
+      <w:r>
+        <w:rPr>
+          <w:lang w:val="en-GB"/>
+        </w:rPr>
+        <w:t xml:space="preserve">safely. </w:t>
+      </w:r>
+    </w:p>
+    <w:p>
+      <w:pPr>
+        <w:rPr>
+          <w:lang w:val="en-GB"/>
+        </w:rPr>
+      </w:pPr>
+      <w:r>
+        <w:rPr>
+          <w:lang w:val="en-GB"/>
+        </w:rPr>
+        <w:t>One of the mos</w:t>
+      </w:r>
+      <w:r>
+        <w:rPr>
+          <w:lang w:val="en-GB"/>
+        </w:rPr>
+        <w:t xml:space="preserve">t common types of phishing is email phishing. This involves sending a large number of emails that appear to come for trusted </w:t>
+      </w:r>
+      <w:r>
+        <w:rPr>
+          <w:lang w:val="en-GB"/>
+        </w:rPr>
+        <w:t>organisations</w:t>
+      </w:r>
+      <w:r>
+        <w:rPr>
+          <w:lang w:val="en-GB"/>
+        </w:rPr>
+        <w:t xml:space="preserve"> such as banks, online services or delivery companies. These emails often contain links that direct users to a fake website or asks the user to confirm their personal information.</w:t>
+      </w:r>
+      <w:r>
+        <w:rPr>
+          <w:lang w:val="en-GB"/>
+        </w:rPr>
+        <w:t xml:space="preserve"> Due to the fact that this same message </w:t>
+      </w:r>
+      <w:proofErr w:type="spellStart"/>
+      <w:r>
+        <w:rPr>
+          <w:lang w:val="en-GB"/>
+        </w:rPr>
+        <w:t>os</w:t>
+      </w:r>
+      <w:proofErr w:type="spellEnd"/>
+      <w:r>
+        <w:rPr>
+          <w:lang w:val="en-GB"/>
+        </w:rPr>
+        <w:t xml:space="preserve"> sent to so many users, this type of phishing is sometimes easier to recognise but for the attacker, it still proves to be very effective.</w:t>
       </w:r>
     </w:p>
     <w:p>
@@ -1919,7 +2314,6 @@
         <w:rPr>
           <w:lang w:val="en-GB"/>
         </w:rPr>
-        <w:lastRenderedPageBreak/>
         <w:t>Security awareness training aims to educate users about cyber threats and encourage safe online behaviours</w:t>
       </w:r>
       <w:r>
@@ -1979,6 +2373,7 @@
           <w:bCs/>
         </w:rPr>
       </w:pPr>
+      <w:proofErr w:type="spellStart"/>
       <w:r>
         <w:rPr>
           <w:b/>
@@ -1986,6 +2381,7 @@
         </w:rPr>
         <w:t>Gophish</w:t>
       </w:r>
+      <w:proofErr w:type="spellEnd"/>
     </w:p>
     <w:p>
       <w:r>
@@ -2069,6 +2465,7 @@
           <w:b/>
           <w:bCs/>
         </w:rPr>
+        <w:lastRenderedPageBreak/>
         <w:t>KnowBe4</w:t>
       </w:r>
     </w:p>
@@ -2204,7 +2601,6 @@
     </w:p>
     <w:p>
       <w:r>
-        <w:lastRenderedPageBreak/>
         <w:t>The main stakeholders in this project are:</w:t>
       </w:r>
     </w:p>
@@ -2275,8 +2671,21 @@
           <w:numId w:val="12"/>
         </w:numPr>
       </w:pPr>
-      <w:r>
-        <w:t xml:space="preserve">Adminisation authenitcaon </w:t>
+      <w:proofErr w:type="spellStart"/>
+      <w:r>
+        <w:t>Adminisation</w:t>
+      </w:r>
+      <w:proofErr w:type="spellEnd"/>
+      <w:r>
+        <w:t xml:space="preserve"> </w:t>
+      </w:r>
+      <w:proofErr w:type="spellStart"/>
+      <w:r>
+        <w:t>authenitcaon</w:t>
+      </w:r>
+      <w:proofErr w:type="spellEnd"/>
+      <w:r>
+        <w:t xml:space="preserve"> </w:t>
       </w:r>
     </w:p>
     <w:p>
@@ -2343,8 +2752,13 @@
       </w:r>
     </w:p>
     <w:p>
-      <w:r>
-        <w:t xml:space="preserve">Non functional requirements include: </w:t>
+      <w:proofErr w:type="spellStart"/>
+      <w:r>
+        <w:t>Non functional</w:t>
+      </w:r>
+      <w:proofErr w:type="spellEnd"/>
+      <w:r>
+        <w:t xml:space="preserve"> requirements include: </w:t>
       </w:r>
     </w:p>
     <w:p>
@@ -2407,6 +2821,7 @@
           <w:b/>
           <w:bCs/>
         </w:rPr>
+        <w:lastRenderedPageBreak/>
         <w:t>3.4 Ethical Considerations</w:t>
       </w:r>
     </w:p>
@@ -2560,7 +2975,6 @@
     </w:p>
     <w:p>
       <w:r>
-        <w:lastRenderedPageBreak/>
         <w:t>Frontend:</w:t>
       </w:r>
     </w:p>
@@ -2596,9 +3010,11 @@
           <w:numId w:val="17"/>
         </w:numPr>
       </w:pPr>
+      <w:proofErr w:type="spellStart"/>
       <w:r>
         <w:t>Javascript</w:t>
       </w:r>
+      <w:proofErr w:type="spellEnd"/>
     </w:p>
     <w:p>
       <w:r>
@@ -2642,9 +3058,11 @@
           <w:numId w:val="19"/>
         </w:numPr>
       </w:pPr>
+      <w:proofErr w:type="spellStart"/>
       <w:r>
         <w:t>Pytest</w:t>
       </w:r>
+      <w:proofErr w:type="spellEnd"/>
     </w:p>
     <w:p>
       <w:r>
@@ -2659,9 +3077,11 @@
           <w:numId w:val="19"/>
         </w:numPr>
       </w:pPr>
+      <w:proofErr w:type="spellStart"/>
       <w:r>
         <w:t>Githib</w:t>
       </w:r>
+      <w:proofErr w:type="spellEnd"/>
     </w:p>
     <w:p>
       <w:pPr>
@@ -2718,6 +3138,7 @@
           <w:b/>
           <w:bCs/>
         </w:rPr>
+        <w:lastRenderedPageBreak/>
         <w:t xml:space="preserve">4.4 Database Design </w:t>
       </w:r>
     </w:p>
@@ -2813,7 +3234,15 @@
     </w:p>
     <w:p>
       <w:r>
-        <w:t>The frontend interface was developed using HTML,CSS and Javascript. CSS styling was applied to ensure responsive design and visual consistency across devices.</w:t>
+        <w:t xml:space="preserve">The frontend interface was developed using HTML,CSS and </w:t>
+      </w:r>
+      <w:proofErr w:type="spellStart"/>
+      <w:r>
+        <w:t>Javascript</w:t>
+      </w:r>
+      <w:proofErr w:type="spellEnd"/>
+      <w:r>
+        <w:t>. CSS styling was applied to ensure responsive design and visual consistency across devices.</w:t>
       </w:r>
     </w:p>
     <w:p>
@@ -2833,7 +3262,6 @@
     </w:p>
     <w:p>
       <w:r>
-        <w:lastRenderedPageBreak/>
         <w:t xml:space="preserve">The system includes a login system for </w:t>
       </w:r>
       <w:r>
@@ -2856,8 +3284,13 @@
       </w:r>
     </w:p>
     <w:p>
-      <w:r>
-        <w:t>Administratos can create phishing campaigns through the dashboard interface</w:t>
+      <w:proofErr w:type="spellStart"/>
+      <w:r>
+        <w:t>Administratos</w:t>
+      </w:r>
+      <w:proofErr w:type="spellEnd"/>
+      <w:r>
+        <w:t xml:space="preserve"> can create phishing campaigns through the dashboard interface</w:t>
       </w:r>
     </w:p>
     <w:p>
@@ -2919,7 +3352,23 @@
     </w:p>
     <w:p>
       <w:r>
-        <w:t>Automated tests were written using python tesing framework pytest.</w:t>
+        <w:t xml:space="preserve">Automated tests were written using python </w:t>
+      </w:r>
+      <w:proofErr w:type="spellStart"/>
+      <w:r>
+        <w:t>tesing</w:t>
+      </w:r>
+      <w:proofErr w:type="spellEnd"/>
+      <w:r>
+        <w:t xml:space="preserve"> framework </w:t>
+      </w:r>
+      <w:proofErr w:type="spellStart"/>
+      <w:r>
+        <w:t>pytest</w:t>
+      </w:r>
+      <w:proofErr w:type="spellEnd"/>
+      <w:r>
+        <w:t>.</w:t>
       </w:r>
     </w:p>
     <w:p>
@@ -2962,6 +3411,7 @@
     </w:p>
     <w:p>
       <w:r>
+        <w:lastRenderedPageBreak/>
         <w:t>Functional testing ensured that the system operated in the correct way when used through a web interface.</w:t>
       </w:r>
     </w:p>
@@ -2997,7 +3447,23 @@
     </w:p>
     <w:p>
       <w:r>
-        <w:t>The system successfullyachieved the objecutves defined at the beginning of the project…………</w:t>
+        <w:t xml:space="preserve">The system </w:t>
+      </w:r>
+      <w:proofErr w:type="spellStart"/>
+      <w:r>
+        <w:t>successfullyachieved</w:t>
+      </w:r>
+      <w:proofErr w:type="spellEnd"/>
+      <w:r>
+        <w:t xml:space="preserve"> the </w:t>
+      </w:r>
+      <w:proofErr w:type="spellStart"/>
+      <w:r>
+        <w:t>objecutves</w:t>
+      </w:r>
+      <w:proofErr w:type="spellEnd"/>
+      <w:r>
+        <w:t xml:space="preserve"> defined at the beginning of the project…………</w:t>
       </w:r>
     </w:p>
     <w:p>
@@ -3031,7 +3497,14 @@
     <w:p>
       <w:r>
         <w:tab/>
-        <w:t xml:space="preserve">Customisab;e campaigns </w:t>
+      </w:r>
+      <w:proofErr w:type="spellStart"/>
+      <w:r>
+        <w:t>Customisab;e</w:t>
+      </w:r>
+      <w:proofErr w:type="spellEnd"/>
+      <w:r>
+        <w:t xml:space="preserve"> campaigns </w:t>
       </w:r>
     </w:p>
     <w:p>
@@ -3106,7 +3579,6 @@
           <w:b/>
           <w:bCs/>
         </w:rPr>
-        <w:lastRenderedPageBreak/>
         <w:t xml:space="preserve">9. Future Work </w:t>
       </w:r>
     </w:p>
